--- a/isr_submission/ISR_Online_Appendix.docx
+++ b/isr_submission/ISR_Online_Appendix.docx
@@ -26692,7 +26692,7 @@
           <w:sz w:val="22"/>
           <w:szCs w:val="22"/>
         </w:rPr>
-        <w:t xml:space="preserve">.</w:t>
+        <w:t xml:space="preserve"> (ACM, New York), 1671–1685.</w:t>
       </w:r>
     </w:p>
     <w:sectPr>
